--- a/Job Hunt 2026/2026-08-11 - Vici Media - Growth Marketing & Operations Partner/Joshua_Chappell_Resume_ViciMedia.docx
+++ b/Job Hunt 2026/2026-08-11 - Vici Media - Growth Marketing & Operations Partner/Joshua_Chappell_Resume_ViciMedia.docx
@@ -31,9 +31,9 @@
           <w:sz w:val="23"/>
           <w:szCs w:val="23"/>
         </w:rPr>
-        <w:t xml:space="preserve">Mesa, AZ  •  480-586-7959  •  </w:t>
-      </w:r>
-      <w:hyperlink w:history="1" r:id="rIdwttegoalgjh_pamlyss6m">
+        <w:t xml:space="preserve">Mesa, AZ • 480-586-7959 • </w:t>
+      </w:r>
+      <w:hyperlink w:history="1" r:id="rId9nyyxvg-cij0y2bs0a3mu">
         <w:r>
           <w:rPr>
             <w:rFonts w:ascii="Calibri" w:cs="Calibri" w:eastAsia="Calibri" w:hAnsi="Calibri"/>
@@ -49,7 +49,7 @@
       <w:pPr>
         <w:jc w:val="center"/>
       </w:pPr>
-      <w:hyperlink w:history="1" r:id="rId4yf9dlwtosrrj-e6xcvab">
+      <w:hyperlink w:history="1" r:id="rIdrapzycomqh0t7pq9pgirl">
         <w:r>
           <w:rPr>
             <w:rFonts w:ascii="Calibri" w:cs="Calibri" w:eastAsia="Calibri" w:hAnsi="Calibri"/>
@@ -130,7 +130,7 @@
           <w:sz w:val="21"/>
           <w:szCs w:val="21"/>
         </w:rPr>
-        <w:t xml:space="preserve">	Mesa, AZ  |  2025 - Present</w:t>
+        <w:t xml:space="preserve">	Mesa, AZ | 2025 - Present</w:t>
       </w:r>
     </w:p>
     <w:p>
@@ -259,7 +259,7 @@
           <w:sz w:val="21"/>
           <w:szCs w:val="21"/>
         </w:rPr>
-        <w:t xml:space="preserve">	Glendale, AZ  |  Sep 2019 - Present</w:t>
+        <w:t xml:space="preserve">	Glendale, AZ | Sep 2019 - Present</w:t>
       </w:r>
     </w:p>
     <w:p>
@@ -388,7 +388,7 @@
           <w:sz w:val="21"/>
           <w:szCs w:val="21"/>
         </w:rPr>
-        <w:t xml:space="preserve">	Phoenix, AZ  |  Oct 2021 - Oct 2023</w:t>
+        <w:t xml:space="preserve">	Phoenix, AZ | Oct 2021 - Oct 2023</w:t>
       </w:r>
     </w:p>
     <w:p>
@@ -494,7 +494,7 @@
           <w:sz w:val="21"/>
           <w:szCs w:val="21"/>
         </w:rPr>
-        <w:t xml:space="preserve">	Queen Creek, AZ  |  Aug 2018 - Aug 2020</w:t>
+        <w:t xml:space="preserve">	Queen Creek, AZ | Aug 2018 - Aug 2020</w:t>
       </w:r>
     </w:p>
     <w:p>
@@ -574,7 +574,7 @@
           <w:sz w:val="23"/>
           <w:szCs w:val="23"/>
         </w:rPr>
-        <w:t xml:space="preserve">AI Workflows &amp; Prompt Engineering (Claude agentic coding, ChatGPT, OpenClaw, Runway, ElevenLabs, Midjourney, Veo)  •  Campaign Management  •  Social Media Strategy  •  Paid Media (Meta Ads, Facebook Pixel)  •  Marketing Analytics  •  Reporting &amp; Goal Tracking (Excel, Google Sheets)  •  Brand Consistency  •  Workflow Automation &amp; Process Design  •  Inbound Marketing (HubSpot Certified)  •  E-Commerce Marketing (Google Certified)  •  Wrike / Notion / Trello / Google Workspace</w:t>
+        <w:t xml:space="preserve">AI Workflows &amp; Prompt Engineering (Claude agentic coding, ChatGPT, OpenClaw, Runway, ElevenLabs, Midjourney, Veo) • Campaign Management • Social Media Strategy • Paid Media (Meta Ads, Facebook Pixel) • Marketing Analytics • Reporting &amp; Goal Tracking (Excel, Google Sheets) • Brand Consistency • Workflow Automation &amp; Process Design • Inbound Marketing (HubSpot Certified) • E-Commerce Marketing (Google Certified) • Wrike / Notion / Trello / Google Workspace</w:t>
       </w:r>
     </w:p>
     <w:p>
@@ -673,7 +673,7 @@
           <w:sz w:val="23"/>
           <w:szCs w:val="23"/>
         </w:rPr>
-        <w:t xml:space="preserve">Google Digital Marketing &amp; E-Commerce  •  HubSpot Inbound Marketing  •  WGU Marketing Analytics</w:t>
+        <w:t xml:space="preserve">Google Digital Marketing &amp; E-Commerce • HubSpot Inbound Marketing • WGU Marketing Analytics</w:t>
       </w:r>
     </w:p>
     <w:sectPr>
@@ -851,7 +851,7 @@
     <w:lvl w:ilvl="0" w:tentative="1">
       <w:start w:val="1"/>
       <w:numFmt w:val="bullet"/>
-      <w:lvlText w:val="▪"/>
+      <w:lvlText w:val="•"/>
       <w:lvlJc w:val="left"/>
       <w:pPr>
         <w:ind w:left="280" w:hanging="280"/>
